--- a/Система/Созыкин/5 - модель и стек TCP-IP.docx
+++ b/Система/Созыкин/5 - модель и стек TCP-IP.docx
@@ -1,6 +1,6 @@
 
 <file path=word/document.xml><?xml version="1.0" encoding="utf-8"?>
-<w:document xmlns:wpc="http://schemas.microsoft.com/office/word/2010/wordprocessingCanvas" xmlns:cx="http://schemas.microsoft.com/office/drawing/2014/chartex" xmlns:cx1="http://schemas.microsoft.com/office/drawing/2015/9/8/chartex" xmlns:cx2="http://schemas.microsoft.com/office/drawing/2015/10/21/chartex" xmlns:cx3="http://schemas.microsoft.com/office/drawing/2016/5/9/chartex" xmlns:cx4="http://schemas.microsoft.com/office/drawing/2016/5/10/chartex" xmlns:cx5="http://schemas.microsoft.com/office/drawing/2016/5/11/chartex" xmlns:cx6="http://schemas.microsoft.com/office/drawing/2016/5/12/chartex" xmlns:cx7="http://schemas.microsoft.com/office/drawing/2016/5/13/chartex" xmlns:cx8="http://schemas.microsoft.com/office/drawing/2016/5/14/chartex" xmlns:mc="http://schemas.openxmlformats.org/markup-compatibility/2006" xmlns:aink="http://schemas.microsoft.com/office/drawing/2016/ink" xmlns:am3d="http://schemas.microsoft.com/office/drawing/2017/model3d" xmlns:o="urn:schemas-microsoft-com:office:office" xmlns:oel="http://schemas.microsoft.com/office/2019/extlst" xmlns:r="http://schemas.openxmlformats.org/officeDocument/2006/relationships" xmlns:m="http://schemas.openxmlformats.org/officeDocument/2006/math" xmlns:v="urn:schemas-microsoft-com:vml" xmlns:wp14="http://schemas.microsoft.com/office/word/2010/wordprocessingDrawing" xmlns:wp="http://schemas.openxmlformats.org/drawingml/2006/wordprocessingDrawing" xmlns:w10="urn:schemas-microsoft-com:office:word" xmlns:w="http://schemas.openxmlformats.org/wordprocessingml/2006/main" xmlns:w14="http://schemas.microsoft.com/office/word/2010/wordml" xmlns:w15="http://schemas.microsoft.com/office/word/2012/wordml" xmlns:w16cex="http://schemas.microsoft.com/office/word/2018/wordml/cex" xmlns:w16cid="http://schemas.microsoft.com/office/word/2016/wordml/cid" xmlns:w16="http://schemas.microsoft.com/office/word/2018/wordml" xmlns:w16sdtdh="http://schemas.microsoft.com/office/word/2020/wordml/sdtdatahash" xmlns:w16se="http://schemas.microsoft.com/office/word/2015/wordml/symex" xmlns:wpg="http://schemas.microsoft.com/office/word/2010/wordprocessingGroup" xmlns:wpi="http://schemas.microsoft.com/office/word/2010/wordprocessingInk" xmlns:wne="http://schemas.microsoft.com/office/word/2006/wordml" xmlns:wps="http://schemas.microsoft.com/office/word/2010/wordprocessingShape" mc:Ignorable="w14 w15 w16se w16cid w16 w16cex w16sdtdh wp14">
+<w:document xmlns:wpc="http://schemas.microsoft.com/office/word/2010/wordprocessingCanvas" xmlns:cx="http://schemas.microsoft.com/office/drawing/2014/chartex" xmlns:cx1="http://schemas.microsoft.com/office/drawing/2015/9/8/chartex" xmlns:cx2="http://schemas.microsoft.com/office/drawing/2015/10/21/chartex" xmlns:cx3="http://schemas.microsoft.com/office/drawing/2016/5/9/chartex" xmlns:cx4="http://schemas.microsoft.com/office/drawing/2016/5/10/chartex" xmlns:cx5="http://schemas.microsoft.com/office/drawing/2016/5/11/chartex" xmlns:cx6="http://schemas.microsoft.com/office/drawing/2016/5/12/chartex" xmlns:cx7="http://schemas.microsoft.com/office/drawing/2016/5/13/chartex" xmlns:cx8="http://schemas.microsoft.com/office/drawing/2016/5/14/chartex" xmlns:mc="http://schemas.openxmlformats.org/markup-compatibility/2006" xmlns:aink="http://schemas.microsoft.com/office/drawing/2016/ink" xmlns:am3d="http://schemas.microsoft.com/office/drawing/2017/model3d" xmlns:o="urn:schemas-microsoft-com:office:office" xmlns:oel="http://schemas.microsoft.com/office/2019/extlst" xmlns:r="http://schemas.openxmlformats.org/officeDocument/2006/relationships" xmlns:m="http://schemas.openxmlformats.org/officeDocument/2006/math" xmlns:v="urn:schemas-microsoft-com:vml" xmlns:wp14="http://schemas.microsoft.com/office/word/2010/wordprocessingDrawing" xmlns:wp="http://schemas.openxmlformats.org/drawingml/2006/wordprocessingDrawing" xmlns:w10="urn:schemas-microsoft-com:office:word" xmlns:w="http://schemas.openxmlformats.org/wordprocessingml/2006/main" xmlns:w14="http://schemas.microsoft.com/office/word/2010/wordml" xmlns:w15="http://schemas.microsoft.com/office/word/2012/wordml" xmlns:w16cex="http://schemas.microsoft.com/office/word/2018/wordml/cex" xmlns:w16cid="http://schemas.microsoft.com/office/word/2016/wordml/cid" xmlns:w16="http://schemas.microsoft.com/office/word/2018/wordml" xmlns:w16du="http://schemas.microsoft.com/office/word/2023/wordml/word16du" xmlns:w16sdtdh="http://schemas.microsoft.com/office/word/2020/wordml/sdtdatahash" xmlns:w16sdtfl="http://schemas.microsoft.com/office/word/2024/wordml/sdtformatlock" xmlns:w16se="http://schemas.microsoft.com/office/word/2015/wordml/symex" xmlns:wpg="http://schemas.microsoft.com/office/word/2010/wordprocessingGroup" xmlns:wpi="http://schemas.microsoft.com/office/word/2010/wordprocessingInk" xmlns:wne="http://schemas.microsoft.com/office/word/2006/wordml" xmlns:wps="http://schemas.microsoft.com/office/word/2010/wordprocessingShape" mc:Ignorable="w14 w15 w16se w16cid w16 w16cex w16sdtdh w16sdtfl w16du wp14">
   <w:body>
     <w:p>
       <w:pPr>
@@ -93,9 +93,6 @@
       <w:pPr>
         <w:spacing w:after="0"/>
         <w:jc w:val="both"/>
-        <w:rPr>
-          <w:lang w:val="en-US"/>
-        </w:rPr>
       </w:pPr>
       <w:r>
         <w:t xml:space="preserve">При создании сети </w:t>
@@ -104,16 +101,16 @@
         <w:rPr>
           <w:lang w:val="en-US"/>
         </w:rPr>
-        <w:t>ARPANET.</w:t>
+        <w:t>ARPANET</w:t>
+      </w:r>
+      <w:r>
+        <w:t>.</w:t>
       </w:r>
     </w:p>
     <w:p>
       <w:pPr>
         <w:spacing w:after="0"/>
         <w:jc w:val="both"/>
-        <w:rPr>
-          <w:lang w:val="en-US"/>
-        </w:rPr>
       </w:pPr>
     </w:p>
     <w:p>
@@ -272,7 +269,13 @@
         <w:t>IP</w:t>
       </w:r>
       <w:r>
-        <w:t>, и позволяет объединять в крупную сеть сети построенные на основе разных технологий. Модель была названа в соответствии с самыми популярными протоколами стека.</w:t>
+        <w:t xml:space="preserve">, и позволяет объединять в крупную сеть </w:t>
+      </w:r>
+      <w:r>
+        <w:t>сети,</w:t>
+      </w:r>
+      <w:r>
+        <w:t xml:space="preserve"> построенные на основе разных технологий. Модель была названа в соответствии с самыми популярными протоколами стека.</w:t>
       </w:r>
     </w:p>
     <w:p>
@@ -362,9 +365,6 @@
     <w:p>
       <w:pPr>
         <w:spacing w:after="0"/>
-        <w:rPr>
-          <w:lang w:val="en-US"/>
-        </w:rPr>
       </w:pPr>
       <w:r>
         <w:t>Какому уровню</w:t>
@@ -409,9 +409,6 @@
     <w:p>
       <w:pPr>
         <w:spacing w:after="0"/>
-        <w:rPr>
-          <w:lang w:val="en-US"/>
-        </w:rPr>
       </w:pPr>
       <w:r>
         <w:t xml:space="preserve">Уровень сетевых интерфейсов соответствует физическому и канальному уровням модели </w:t>
@@ -429,9 +426,6 @@
     <w:p>
       <w:pPr>
         <w:spacing w:after="0"/>
-        <w:rPr>
-          <w:lang w:val="en-US"/>
-        </w:rPr>
       </w:pPr>
     </w:p>
     <w:p>
@@ -457,13 +451,7 @@
         <w:t xml:space="preserve"> </w:t>
       </w:r>
       <w:r>
-        <w:t xml:space="preserve">соответствует уровень </w:t>
-      </w:r>
-      <w:r>
-        <w:t>интернет</w:t>
-      </w:r>
-      <w:r>
-        <w:t xml:space="preserve"> модели </w:t>
+        <w:t xml:space="preserve">соответствует уровень интернет модели </w:t>
       </w:r>
       <w:r>
         <w:rPr>
@@ -489,19 +477,7 @@
         <w:spacing w:after="0"/>
       </w:pPr>
       <w:r>
-        <w:t xml:space="preserve">Уровень </w:t>
-      </w:r>
-      <w:r>
-        <w:t>интернет</w:t>
-      </w:r>
-      <w:r>
-        <w:t xml:space="preserve"> соответствует </w:t>
-      </w:r>
-      <w:r>
-        <w:t>сетевому уровню</w:t>
-      </w:r>
-      <w:r>
-        <w:t xml:space="preserve"> модели </w:t>
+        <w:t xml:space="preserve">Уровень интернет соответствует сетевому уровню модели </w:t>
       </w:r>
       <w:r>
         <w:rPr>
@@ -542,13 +518,7 @@
         <w:t xml:space="preserve"> </w:t>
       </w:r>
       <w:r>
-        <w:t>соответствует</w:t>
-      </w:r>
-      <w:r>
-        <w:t xml:space="preserve"> транспортный</w:t>
-      </w:r>
-      <w:r>
-        <w:t xml:space="preserve"> уровень модели </w:t>
+        <w:t xml:space="preserve">соответствует транспортный уровень модели </w:t>
       </w:r>
       <w:r>
         <w:rPr>
@@ -574,16 +544,7 @@
         <w:spacing w:after="0"/>
       </w:pPr>
       <w:r>
-        <w:t>Транспортный уровень</w:t>
-      </w:r>
-      <w:r>
-        <w:t xml:space="preserve"> соответствует </w:t>
-      </w:r>
-      <w:r>
-        <w:t>транспортному</w:t>
-      </w:r>
-      <w:r>
-        <w:t xml:space="preserve"> уровню модели </w:t>
+        <w:t xml:space="preserve">Транспортный уровень соответствует транспортному уровню модели </w:t>
       </w:r>
       <w:r>
         <w:rPr>
@@ -623,13 +584,7 @@
         <w:t xml:space="preserve"> </w:t>
       </w:r>
       <w:r>
-        <w:t xml:space="preserve">соответствует </w:t>
-      </w:r>
-      <w:r>
-        <w:t>прикладной</w:t>
-      </w:r>
-      <w:r>
-        <w:t xml:space="preserve"> уровень модели </w:t>
+        <w:t xml:space="preserve">соответствует прикладной уровень модели </w:t>
       </w:r>
       <w:r>
         <w:rPr>
@@ -655,19 +610,13 @@
         <w:spacing w:after="0"/>
       </w:pPr>
       <w:r>
-        <w:t>Прикладной</w:t>
-      </w:r>
-      <w:r>
-        <w:t xml:space="preserve"> уровень </w:t>
+        <w:t xml:space="preserve">Прикладной уровень </w:t>
       </w:r>
       <w:r>
         <w:t>объединяет в себе функции</w:t>
       </w:r>
       <w:r>
-        <w:t xml:space="preserve"> </w:t>
-      </w:r>
-      <w:r>
-        <w:t>3</w:t>
+        <w:t xml:space="preserve"> 3</w:t>
       </w:r>
       <w:r>
         <w:t>х</w:t>
@@ -921,10 +870,7 @@
         <w:t>internet</w:t>
       </w:r>
       <w:r>
-        <w:t xml:space="preserve"> </w:t>
-      </w:r>
-      <w:r>
-        <w:t xml:space="preserve">модели </w:t>
+        <w:t xml:space="preserve"> модели </w:t>
       </w:r>
       <w:r>
         <w:rPr>
@@ -948,9 +894,6 @@
     <w:p>
       <w:pPr>
         <w:spacing w:after="0"/>
-        <w:rPr>
-          <w:lang w:val="en-US"/>
-        </w:rPr>
       </w:pPr>
       <w:r>
         <w:t xml:space="preserve">Название не означает самую популярную крупную составную сеть </w:t>
@@ -1115,9 +1058,6 @@
     <w:p>
       <w:pPr>
         <w:spacing w:after="0"/>
-        <w:rPr>
-          <w:lang w:val="en-US"/>
-        </w:rPr>
       </w:pPr>
       <w:r>
         <w:t xml:space="preserve">На начальном этапе развития сетей, когда оборудование было достаточно простое и не очень мощное, такой подход позволил обеспечить преимущество, и именно благодаря простоте, модель </w:t>
@@ -1153,9 +1093,6 @@
     <w:p>
       <w:pPr>
         <w:spacing w:after="0"/>
-        <w:rPr>
-          <w:lang w:val="en-US"/>
-        </w:rPr>
       </w:pPr>
     </w:p>
     <w:p>
@@ -1179,7 +1116,13 @@
         <w:spacing w:after="0"/>
       </w:pPr>
       <w:r>
-        <w:t xml:space="preserve">Иерархически организованный – это когда протоколы взаимодействуют не как попало, а они расположены на отдельных уровнях. Уровни взаимодействуют только с уровнем который находится выше или ниже. </w:t>
+        <w:t xml:space="preserve">Иерархически организованный – это когда протоколы взаимодействуют не как попало, а они расположены на отдельных уровнях. Уровни взаимодействуют только </w:t>
+      </w:r>
+      <w:r>
+        <w:t>с уровнем,</w:t>
+      </w:r>
+      <w:r>
+        <w:t xml:space="preserve"> который находится выше или ниже. </w:t>
       </w:r>
     </w:p>
     <w:p>
@@ -1317,7 +1260,7 @@
 </file>
 
 <file path=word/styles.xml><?xml version="1.0" encoding="utf-8"?>
-<w:styles xmlns:mc="http://schemas.openxmlformats.org/markup-compatibility/2006" xmlns:r="http://schemas.openxmlformats.org/officeDocument/2006/relationships" xmlns:w="http://schemas.openxmlformats.org/wordprocessingml/2006/main" xmlns:w14="http://schemas.microsoft.com/office/word/2010/wordml" xmlns:w15="http://schemas.microsoft.com/office/word/2012/wordml" xmlns:w16cex="http://schemas.microsoft.com/office/word/2018/wordml/cex" xmlns:w16cid="http://schemas.microsoft.com/office/word/2016/wordml/cid" xmlns:w16="http://schemas.microsoft.com/office/word/2018/wordml" xmlns:w16sdtdh="http://schemas.microsoft.com/office/word/2020/wordml/sdtdatahash" xmlns:w16se="http://schemas.microsoft.com/office/word/2015/wordml/symex" mc:Ignorable="w14 w15 w16se w16cid w16 w16cex w16sdtdh">
+<w:styles xmlns:mc="http://schemas.openxmlformats.org/markup-compatibility/2006" xmlns:r="http://schemas.openxmlformats.org/officeDocument/2006/relationships" xmlns:w="http://schemas.openxmlformats.org/wordprocessingml/2006/main" xmlns:w14="http://schemas.microsoft.com/office/word/2010/wordml" xmlns:w15="http://schemas.microsoft.com/office/word/2012/wordml" xmlns:w16cex="http://schemas.microsoft.com/office/word/2018/wordml/cex" xmlns:w16cid="http://schemas.microsoft.com/office/word/2016/wordml/cid" xmlns:w16="http://schemas.microsoft.com/office/word/2018/wordml" xmlns:w16du="http://schemas.microsoft.com/office/word/2023/wordml/word16du" xmlns:w16sdtdh="http://schemas.microsoft.com/office/word/2020/wordml/sdtdatahash" xmlns:w16sdtfl="http://schemas.microsoft.com/office/word/2024/wordml/sdtformatlock" xmlns:w16se="http://schemas.microsoft.com/office/word/2015/wordml/symex" mc:Ignorable="w14 w15 w16se w16cid w16 w16cex w16sdtdh w16sdtfl w16du">
   <w:docDefaults>
     <w:rPrDefault>
       <w:rPr>
